--- a/nep/docx/013.content.docx
+++ b/nep/docx/013.content.docx
@@ -218,18 +218,12 @@
         </w:rPr>
         <w:t xml:space="preserve"> चमत्कारीक गतिविधिहरू गर्ने शक्ति भएको व्यक्ति हो। यो शक्ति </w:t>
       </w:r>
-      <w:hyperlink r:id="rId13">
-        <w:r>
-          <w:rPr>
-            <w:lang w:val="ne_NP" w:bidi="ne_NP"/>
-          </w:rPr>
-          <w:rPr>
-            <w:color w:val="0000EE"/>
-            <w:u w:val="single"/>
-          </w:rPr>
-          <w:t>परमेश्वरबाट</w:t>
-        </w:r>
-      </w:hyperlink>
+      <w:r>
+        <w:rPr>
+          <w:lang w:val="ne_NP" w:bidi="ne_NP"/>
+        </w:rPr>
+        <w:t>परमेश्वरबाट</w:t>
+      </w:r>
       <w:r>
         <w:rPr>
           <w:lang w:val="ne_NP" w:bidi="ne_NP"/>
@@ -238,7 +232,6 @@
       </w:r>
       <w:r>
         <w:rPr>
-          <w:b/>
           <w:lang w:val="ne_NP" w:bidi="ne_NP"/>
         </w:rPr>
         <w:t>दुष्ट आत्माहरूबाट</w:t>
@@ -251,7 +244,6 @@
       </w:r>
       <w:r>
         <w:rPr>
-          <w:b/>
           <w:lang w:val="ne_NP" w:bidi="ne_NP"/>
         </w:rPr>
         <w:t>राजाहरूले</w:t>
@@ -276,18 +268,12 @@
         </w:rPr>
         <w:t xml:space="preserve">परमेश्वरले आफ्ना मानिसहरूलाई जादू प्रयोग गर्न निषेध गर्नुभयो किनभने यो दुष्ट आत्माहरूबाट आएको हो। बाइबल भरि जादूगरहरू र तिनीहरूको जादुई शक्तिहरू भन्दा बढी परमेश्वरको शक्ति छ भनेर देखाउनुहुन्छ। जादूगरहरूले गर्न नसकेपछि परमेश्वरको शक्तिले गर्दा यूसुफले सपनाहरूको अर्थ खोल्न सके। मोशाले परमेश्वरको शक्तिबाट </w:t>
       </w:r>
-      <w:hyperlink r:id="rId14">
-        <w:r>
-          <w:rPr>
-            <w:lang w:val="ne_NP" w:bidi="ne_NP"/>
-          </w:rPr>
-          <w:rPr>
-            <w:color w:val="0000EE"/>
-            <w:u w:val="single"/>
-          </w:rPr>
-          <w:t>चमत्कारहरू</w:t>
-        </w:r>
-      </w:hyperlink>
+      <w:r>
+        <w:rPr>
+          <w:lang w:val="ne_NP" w:bidi="ne_NP"/>
+        </w:rPr>
+        <w:t>चमत्कारहरू</w:t>
+      </w:r>
       <w:r>
         <w:rPr>
           <w:lang w:val="ne_NP" w:bidi="ne_NP"/>
@@ -296,7 +282,6 @@
       </w:r>
       <w:r>
         <w:rPr>
-          <w:b/>
           <w:lang w:val="ne_NP" w:bidi="ne_NP"/>
         </w:rPr>
         <w:t>विश्वासीहरूले</w:t>
@@ -390,18 +375,12 @@
         </w:rPr>
         <w:t xml:space="preserve">यदि त्यो व्यक्ति </w:t>
       </w:r>
-      <w:hyperlink r:id="rId15">
-        <w:r>
-          <w:rPr>
-            <w:lang w:val="ne_NP" w:bidi="ne_NP"/>
-          </w:rPr>
-          <w:rPr>
-            <w:color w:val="0000EE"/>
-            <w:u w:val="single"/>
-          </w:rPr>
-          <w:t>दास</w:t>
-        </w:r>
-      </w:hyperlink>
+      <w:r>
+        <w:rPr>
+          <w:lang w:val="ne_NP" w:bidi="ne_NP"/>
+        </w:rPr>
+        <w:t>दास</w:t>
+      </w:r>
       <w:r>
         <w:rPr>
           <w:lang w:val="ne_NP" w:bidi="ne_NP"/>
